--- a/Тексты для перевода/Норникель_тексты_Глава_3.docx
+++ b/Тексты для перевода/Норникель_тексты_Глава_3.docx
@@ -771,7 +771,7 @@
         <w:spacing w:after="120"/>
       </w:pPr>
       <w:r>
-        <w:t xml:space="preserve">Важно помнить, что компенсация не заменяет сокращение собственных выбросов. Сначала стоит уменьшить свой углеродный след, а компенсировать — только ту часть, которую пока невозможно избежать.</w:t>
+        <w:t xml:space="preserve">Важно помнить, что компенсация не заменяет сокращение собственных выбросов. Сначала стоит уменьшить свой углеродный след, а компенсировать — только ту часть, которой пока невозможно избежать.</w:t>
       </w:r>
     </w:p>
     <w:p>

--- a/Тексты для перевода/Норникель_тексты_Глава_3.docx
+++ b/Тексты для перевода/Норникель_тексты_Глава_3.docx
@@ -619,7 +619,7 @@
         <w:pStyle w:val="Heading3"/>
       </w:pPr>
       <w:r>
-        <w:t xml:space="preserve">Устойчивое сельское хозяйство</w:t>
+        <w:t xml:space="preserve">Адаптация водного хозяйства и гидроэнергетики</w:t>
       </w:r>
     </w:p>
     <w:p>
